--- a/03_kanri-flow_変更_起案.docx
+++ b/03_kanri-flow_変更_起案.docx
@@ -40,9 +40,6 @@
             <w:pPr>
               <w:spacing w:line="239" w:lineRule="exact"/>
               <w:jc w:val="left"/>
-              <w:rPr>
-                <w:rFonts w:hint="eastAsia"/>
-              </w:rPr>
             </w:pPr>
           </w:p>
         </w:tc>
@@ -1775,9 +1772,6 @@
             <w:pPr>
               <w:spacing w:line="240" w:lineRule="exact"/>
               <w:ind w:firstLineChars="300" w:firstLine="636"/>
-              <w:rPr>
-                <w:rFonts w:hint="eastAsia"/>
-              </w:rPr>
             </w:pPr>
             <w:r>
               <w:rPr>
@@ -2163,7 +2157,6 @@
               <w:spacing w:line="239" w:lineRule="exact"/>
               <w:jc w:val="left"/>
               <w:rPr>
-                <w:rFonts w:hint="eastAsia"/>
                 <w:sz w:val="21"/>
                 <w:szCs w:val="21"/>
               </w:rPr>
@@ -2382,17 +2375,17 @@
               <w:spacing w:line="320" w:lineRule="atLeast"/>
               <w:ind w:firstLineChars="100" w:firstLine="202"/>
               <w:rPr>
+                <w:rFonts w:hAnsi="ＭＳ 明朝"/>
+                <w:sz w:val="18"/>
+                <w:szCs w:val="18"/>
+              </w:rPr>
+            </w:pPr>
+            <w:r>
+              <w:rPr>
                 <w:rFonts w:hAnsi="ＭＳ 明朝" w:hint="eastAsia"/>
                 <w:sz w:val="18"/>
                 <w:szCs w:val="18"/>
               </w:rPr>
-            </w:pPr>
-            <w:r>
-              <w:rPr>
-                <w:rFonts w:hAnsi="ＭＳ 明朝" w:hint="eastAsia"/>
-                <w:sz w:val="18"/>
-                <w:szCs w:val="18"/>
-              </w:rPr>
               <w:t>標　題</w:t>
             </w:r>
           </w:p>
@@ -2401,9 +2394,6 @@
               <w:snapToGrid w:val="0"/>
               <w:spacing w:line="320" w:lineRule="atLeast"/>
               <w:ind w:firstLineChars="700" w:firstLine="1624"/>
-              <w:rPr>
-                <w:rFonts w:hint="eastAsia"/>
-              </w:rPr>
             </w:pPr>
             <w:r>
               <w:rPr>
@@ -2599,9 +2589,6 @@
               <w:snapToGrid w:val="0"/>
               <w:spacing w:line="220" w:lineRule="exact"/>
               <w:jc w:val="left"/>
-              <w:rPr>
-                <w:rFonts w:hint="eastAsia"/>
-              </w:rPr>
             </w:pPr>
           </w:p>
           <w:p>
@@ -2611,18 +2598,26 @@
               <w:ind w:firstLineChars="400" w:firstLine="808"/>
               <w:jc w:val="left"/>
               <w:rPr>
+                <w:rFonts w:hAnsi="ＭＳ 明朝"/>
+                <w:sz w:val="18"/>
+                <w:szCs w:val="18"/>
+              </w:rPr>
+            </w:pPr>
+            <w:r>
+              <w:rPr>
                 <w:rFonts w:hAnsi="ＭＳ 明朝" w:hint="eastAsia"/>
                 <w:sz w:val="18"/>
                 <w:szCs w:val="18"/>
               </w:rPr>
-            </w:pPr>
+              <w:t xml:space="preserve">病院長　　</w:t>
+            </w:r>
             <w:r>
               <w:rPr>
                 <w:rFonts w:hAnsi="ＭＳ 明朝" w:hint="eastAsia"/>
                 <w:sz w:val="18"/>
                 <w:szCs w:val="18"/>
               </w:rPr>
-              <w:t xml:space="preserve">病院長　　</w:t>
+              <w:t xml:space="preserve">　　</w:t>
             </w:r>
             <w:r>
               <w:rPr>
@@ -2630,7 +2625,7 @@
                 <w:sz w:val="18"/>
                 <w:szCs w:val="18"/>
               </w:rPr>
-              <w:t xml:space="preserve">　　</w:t>
+              <w:t xml:space="preserve">　</w:t>
             </w:r>
             <w:r>
               <w:rPr>
@@ -2638,59 +2633,75 @@
                 <w:sz w:val="18"/>
                 <w:szCs w:val="18"/>
               </w:rPr>
-              <w:t xml:space="preserve">　</w:t>
-            </w:r>
+              <w:t xml:space="preserve">　　　　　</w:t>
+            </w:r>
+          </w:p>
+          <w:p>
+            <w:pPr>
+              <w:snapToGrid w:val="0"/>
+              <w:spacing w:line="220" w:lineRule="exact"/>
+              <w:jc w:val="left"/>
+              <w:rPr>
+                <w:rFonts w:hAnsi="ＭＳ 明朝"/>
+                <w:sz w:val="18"/>
+                <w:szCs w:val="18"/>
+              </w:rPr>
+            </w:pPr>
+          </w:p>
+          <w:p>
+            <w:pPr>
+              <w:snapToGrid w:val="0"/>
+              <w:spacing w:line="220" w:lineRule="exact"/>
+              <w:jc w:val="left"/>
+              <w:rPr>
+                <w:rFonts w:hAnsi="ＭＳ 明朝"/>
+                <w:sz w:val="18"/>
+                <w:szCs w:val="18"/>
+              </w:rPr>
+            </w:pPr>
+          </w:p>
+          <w:p>
+            <w:pPr>
+              <w:snapToGrid w:val="0"/>
+              <w:spacing w:line="220" w:lineRule="exact"/>
+              <w:jc w:val="left"/>
+              <w:rPr>
+                <w:rFonts w:hAnsi="ＭＳ 明朝"/>
+                <w:sz w:val="18"/>
+                <w:szCs w:val="18"/>
+              </w:rPr>
+            </w:pPr>
             <w:r>
               <w:rPr>
                 <w:rFonts w:hAnsi="ＭＳ 明朝" w:hint="eastAsia"/>
                 <w:sz w:val="18"/>
                 <w:szCs w:val="18"/>
               </w:rPr>
-              <w:t xml:space="preserve">　　　　　</w:t>
-            </w:r>
-          </w:p>
-          <w:p>
-            <w:pPr>
-              <w:snapToGrid w:val="0"/>
-              <w:spacing w:line="220" w:lineRule="exact"/>
-              <w:jc w:val="left"/>
+              <w:t xml:space="preserve">　</w:t>
+            </w:r>
+            <w:r>
               <w:rPr>
                 <w:rFonts w:hAnsi="ＭＳ 明朝" w:hint="eastAsia"/>
                 <w:sz w:val="18"/>
                 <w:szCs w:val="18"/>
               </w:rPr>
-            </w:pPr>
-          </w:p>
-          <w:p>
-            <w:pPr>
-              <w:snapToGrid w:val="0"/>
-              <w:spacing w:line="220" w:lineRule="exact"/>
-              <w:jc w:val="left"/>
+              <w:t xml:space="preserve">　</w:t>
+            </w:r>
+            <w:r>
               <w:rPr>
                 <w:rFonts w:hAnsi="ＭＳ 明朝" w:hint="eastAsia"/>
                 <w:sz w:val="18"/>
                 <w:szCs w:val="18"/>
               </w:rPr>
-            </w:pPr>
-          </w:p>
-          <w:p>
-            <w:pPr>
-              <w:snapToGrid w:val="0"/>
-              <w:spacing w:line="220" w:lineRule="exact"/>
-              <w:jc w:val="left"/>
-              <w:rPr>
-                <w:rFonts w:hAnsi="ＭＳ 明朝"/>
-                <w:sz w:val="18"/>
-                <w:szCs w:val="18"/>
-              </w:rPr>
-            </w:pPr>
+              <w:t xml:space="preserve">　　</w:t>
+            </w:r>
             <w:r>
               <w:rPr>
                 <w:rFonts w:hAnsi="ＭＳ 明朝" w:hint="eastAsia"/>
                 <w:sz w:val="18"/>
                 <w:szCs w:val="18"/>
               </w:rPr>
-              <w:t xml:space="preserve">　</w:t>
+              <w:t xml:space="preserve">　　　　　　　　　　　　</w:t>
             </w:r>
             <w:r>
               <w:rPr>
@@ -2706,7 +2717,7 @@
                 <w:sz w:val="18"/>
                 <w:szCs w:val="18"/>
               </w:rPr>
-              <w:t xml:space="preserve">　　</w:t>
+              <w:t xml:space="preserve">　　　</w:t>
             </w:r>
             <w:r>
               <w:rPr>
@@ -2714,7 +2725,7 @@
                 <w:sz w:val="18"/>
                 <w:szCs w:val="18"/>
               </w:rPr>
-              <w:t xml:space="preserve">　　　　　　　　　　　　</w:t>
+              <w:t>臨床研究支援センター</w:t>
             </w:r>
             <w:r>
               <w:rPr>
@@ -2722,7 +2733,7 @@
                 <w:sz w:val="18"/>
                 <w:szCs w:val="18"/>
               </w:rPr>
-              <w:t xml:space="preserve">　</w:t>
+              <w:t xml:space="preserve">　　</w:t>
             </w:r>
             <w:r>
               <w:rPr>
@@ -2730,30 +2741,6 @@
                 <w:sz w:val="18"/>
                 <w:szCs w:val="18"/>
               </w:rPr>
-              <w:t xml:space="preserve">　　　</w:t>
-            </w:r>
-            <w:r>
-              <w:rPr>
-                <w:rFonts w:hAnsi="ＭＳ 明朝" w:hint="eastAsia"/>
-                <w:sz w:val="18"/>
-                <w:szCs w:val="18"/>
-              </w:rPr>
-              <w:t>臨床研究支援センター</w:t>
-            </w:r>
-            <w:r>
-              <w:rPr>
-                <w:rFonts w:hAnsi="ＭＳ 明朝" w:hint="eastAsia"/>
-                <w:sz w:val="18"/>
-                <w:szCs w:val="18"/>
-              </w:rPr>
-              <w:t xml:space="preserve">　　</w:t>
-            </w:r>
-            <w:r>
-              <w:rPr>
-                <w:rFonts w:hAnsi="ＭＳ 明朝" w:hint="eastAsia"/>
-                <w:sz w:val="18"/>
-                <w:szCs w:val="18"/>
-              </w:rPr>
               <w:t xml:space="preserve">　</w:t>
             </w:r>
           </w:p>
@@ -2762,9 +2749,6 @@
               <w:snapToGrid w:val="0"/>
               <w:spacing w:line="220" w:lineRule="exact"/>
               <w:jc w:val="left"/>
-              <w:rPr>
-                <w:rFonts w:hint="eastAsia"/>
-              </w:rPr>
             </w:pPr>
             <w:r>
               <w:rPr>
@@ -2952,7 +2936,7 @@
               <w:spacing w:line="240" w:lineRule="auto"/>
               <w:ind w:firstLineChars="300" w:firstLine="630"/>
               <w:rPr>
-                <w:rFonts w:ascii="ＭＳ 明朝" w:eastAsia="ＭＳ 明朝" w:hAnsi="ＭＳ 明朝" w:hint="eastAsia"/>
+                <w:rFonts w:ascii="ＭＳ 明朝" w:eastAsia="ＭＳ 明朝" w:hAnsi="ＭＳ 明朝"/>
                 <w:sz w:val="21"/>
                 <w:szCs w:val="21"/>
               </w:rPr>
@@ -3070,7 +3054,7 @@
               <w:spacing w:line="240" w:lineRule="auto"/>
               <w:jc w:val="left"/>
               <w:rPr>
-                <w:rFonts w:hAnsi="ＭＳ 明朝" w:hint="eastAsia"/>
+                <w:rFonts w:hAnsi="ＭＳ 明朝"/>
                 <w:sz w:val="18"/>
                 <w:szCs w:val="18"/>
               </w:rPr>
@@ -3136,7 +3120,7 @@
               <w:snapToGrid w:val="0"/>
               <w:spacing w:line="240" w:lineRule="auto"/>
               <w:rPr>
-                <w:rFonts w:ascii="ＭＳ 明朝" w:eastAsia="ＭＳ 明朝" w:hAnsi="ＭＳ 明朝" w:hint="eastAsia"/>
+                <w:rFonts w:ascii="ＭＳ 明朝" w:eastAsia="ＭＳ 明朝" w:hAnsi="ＭＳ 明朝"/>
                 <w:sz w:val="21"/>
                 <w:szCs w:val="21"/>
               </w:rPr>
@@ -3212,7 +3196,7 @@
               <w:spacing w:line="240" w:lineRule="auto"/>
               <w:jc w:val="left"/>
               <w:rPr>
-                <w:rFonts w:hAnsi="ＭＳ 明朝" w:hint="eastAsia"/>
+                <w:rFonts w:hAnsi="ＭＳ 明朝"/>
                 <w:sz w:val="21"/>
                 <w:szCs w:val="21"/>
               </w:rPr>
@@ -3273,7 +3257,7 @@
               <w:ind w:leftChars="100" w:left="2088" w:rightChars="66" w:right="140" w:hangingChars="700" w:hanging="1876"/>
               <w:jc w:val="left"/>
               <w:rPr>
-                <w:rFonts w:hAnsi="ＭＳ 明朝" w:hint="eastAsia"/>
+                <w:rFonts w:hAnsi="ＭＳ 明朝"/>
                 <w:spacing w:val="0"/>
                 <w:sz w:val="21"/>
                 <w:szCs w:val="21"/>
@@ -3379,7 +3363,6 @@
               <w:snapToGrid w:val="0"/>
               <w:spacing w:line="240" w:lineRule="auto"/>
               <w:rPr>
-                <w:rFonts w:hint="eastAsia"/>
                 <w:sz w:val="21"/>
                 <w:szCs w:val="21"/>
               </w:rPr>
@@ -3440,7 +3423,6 @@
               <w:spacing w:line="240" w:lineRule="auto"/>
               <w:ind w:firstLineChars="100" w:firstLine="288"/>
               <w:rPr>
-                <w:rFonts w:hint="eastAsia"/>
                 <w:sz w:val="21"/>
                 <w:szCs w:val="21"/>
               </w:rPr>
@@ -3660,7 +3642,6 @@
               <w:spacing w:line="240" w:lineRule="auto"/>
               <w:ind w:leftChars="100" w:left="2068" w:hangingChars="800" w:hanging="1856"/>
               <w:rPr>
-                <w:rFonts w:hint="eastAsia"/>
                 <w:sz w:val="21"/>
                 <w:szCs w:val="21"/>
               </w:rPr>
@@ -3854,66 +3835,33 @@
               <w:ind w:leftChars="-21" w:left="-1" w:hangingChars="19" w:hanging="44"/>
               <w:jc w:val="center"/>
               <w:rPr>
-                <w:rFonts w:hint="eastAsia"/>
-                <w:sz w:val="21"/>
-                <w:szCs w:val="21"/>
-              </w:rPr>
-            </w:pPr>
-            <w:r>
-              <w:rPr>
-                <w:rFonts w:hint="eastAsia"/>
-                <w:sz w:val="21"/>
-                <w:szCs w:val="21"/>
-              </w:rPr>
-              <w:t>承認：202</w:t>
-            </w:r>
-            <w:r>
-              <w:rPr>
-                <w:rFonts w:hint="eastAsia"/>
-                <w:sz w:val="21"/>
-                <w:szCs w:val="21"/>
-              </w:rPr>
-              <w:t>6</w:t>
-            </w:r>
-            <w:r>
-              <w:rPr>
-                <w:rFonts w:hint="eastAsia"/>
-                <w:sz w:val="21"/>
-                <w:szCs w:val="21"/>
-              </w:rPr>
-              <w:t>年</w:t>
-            </w:r>
-            <w:r>
-              <w:rPr>
-                <w:rFonts w:hint="eastAsia"/>
-                <w:sz w:val="21"/>
-                <w:szCs w:val="21"/>
-              </w:rPr>
-              <w:t>5</w:t>
-            </w:r>
-            <w:r>
-              <w:rPr>
-                <w:rFonts w:hint="eastAsia"/>
-                <w:sz w:val="21"/>
-                <w:szCs w:val="21"/>
-              </w:rPr>
-              <w:t>月</w:t>
-            </w:r>
-            <w:r>
-              <w:rPr>
-                <w:rFonts w:hint="eastAsia"/>
-                <w:sz w:val="21"/>
-                <w:szCs w:val="21"/>
-              </w:rPr>
-              <w:t>25</w:t>
-            </w:r>
-            <w:r>
-              <w:rPr>
-                <w:rFonts w:hint="eastAsia"/>
-                <w:sz w:val="21"/>
-                <w:szCs w:val="21"/>
-              </w:rPr>
-              <w:t>日付</w:t>
+                <w:sz w:val="21"/>
+                <w:szCs w:val="21"/>
+              </w:rPr>
+            </w:pPr>
+            <w:r>
+              <w:rPr>
+                <w:rFonts w:hint="eastAsia"/>
+                <w:sz w:val="21"/>
+                <w:szCs w:val="21"/>
+              </w:rPr>
+              <w:t>承認：</w:t>
+            </w:r>
+            <w:r>
+              <w:rPr>
+                <w:rFonts w:hint="eastAsia"/>
+                <w:sz w:val="21"/>
+                <w:szCs w:val="21"/>
+              </w:rPr>
+              <w:t>{{承認日}}</w:t>
+            </w:r>
+            <w:r>
+              <w:rPr>
+                <w:rFonts w:hint="eastAsia"/>
+                <w:sz w:val="21"/>
+                <w:szCs w:val="21"/>
+              </w:rPr>
+              <w:t>付</w:t>
             </w:r>
           </w:p>
         </w:tc>
@@ -4041,7 +3989,6 @@
               <w:ind w:leftChars="-21" w:left="-45" w:firstLine="284"/>
               <w:jc w:val="left"/>
               <w:rPr>
-                <w:rFonts w:hint="eastAsia"/>
                 <w:sz w:val="21"/>
                 <w:szCs w:val="21"/>
               </w:rPr>
@@ -4091,7 +4038,6 @@
         <w:spacing w:line="239" w:lineRule="exact"/>
         <w:jc w:val="left"/>
         <w:rPr>
-          <w:rFonts w:hint="eastAsia"/>
           <w:spacing w:val="23"/>
           <w:w w:val="200"/>
         </w:rPr>
@@ -4204,6 +4150,50 @@
     <w:lsdException w:name="Subtitle" w:qFormat="1"/>
     <w:lsdException w:name="Strong" w:qFormat="1"/>
     <w:lsdException w:name="Emphasis" w:qFormat="1"/>
+    <w:lsdException w:name="Normal Table" w:semiHidden="1" w:unhideWhenUsed="1"/>
+    <w:lsdException w:name="Table Simple 1" w:semiHidden="1" w:unhideWhenUsed="1"/>
+    <w:lsdException w:name="Table Simple 2" w:semiHidden="1" w:unhideWhenUsed="1"/>
+    <w:lsdException w:name="Table Simple 3" w:semiHidden="1" w:unhideWhenUsed="1"/>
+    <w:lsdException w:name="Table Classic 1" w:semiHidden="1" w:unhideWhenUsed="1"/>
+    <w:lsdException w:name="Table Classic 2" w:semiHidden="1" w:unhideWhenUsed="1"/>
+    <w:lsdException w:name="Table Classic 3" w:semiHidden="1" w:unhideWhenUsed="1"/>
+    <w:lsdException w:name="Table Classic 4" w:semiHidden="1" w:unhideWhenUsed="1"/>
+    <w:lsdException w:name="Table Colorful 1" w:semiHidden="1" w:unhideWhenUsed="1"/>
+    <w:lsdException w:name="Table Colorful 2" w:semiHidden="1" w:unhideWhenUsed="1"/>
+    <w:lsdException w:name="Table Colorful 3" w:semiHidden="1" w:unhideWhenUsed="1"/>
+    <w:lsdException w:name="Table Columns 1" w:semiHidden="1" w:unhideWhenUsed="1"/>
+    <w:lsdException w:name="Table Columns 2" w:semiHidden="1" w:unhideWhenUsed="1"/>
+    <w:lsdException w:name="Table Columns 3" w:semiHidden="1" w:unhideWhenUsed="1"/>
+    <w:lsdException w:name="Table Columns 4" w:semiHidden="1" w:unhideWhenUsed="1"/>
+    <w:lsdException w:name="Table Columns 5" w:semiHidden="1" w:unhideWhenUsed="1"/>
+    <w:lsdException w:name="Table Grid 1" w:semiHidden="1" w:unhideWhenUsed="1"/>
+    <w:lsdException w:name="Table Grid 2" w:semiHidden="1" w:unhideWhenUsed="1"/>
+    <w:lsdException w:name="Table Grid 3" w:semiHidden="1" w:unhideWhenUsed="1"/>
+    <w:lsdException w:name="Table Grid 4" w:semiHidden="1" w:unhideWhenUsed="1"/>
+    <w:lsdException w:name="Table Grid 5" w:semiHidden="1" w:unhideWhenUsed="1"/>
+    <w:lsdException w:name="Table Grid 6" w:semiHidden="1" w:unhideWhenUsed="1"/>
+    <w:lsdException w:name="Table Grid 7" w:semiHidden="1" w:unhideWhenUsed="1"/>
+    <w:lsdException w:name="Table Grid 8" w:semiHidden="1" w:unhideWhenUsed="1"/>
+    <w:lsdException w:name="Table List 1" w:semiHidden="1" w:unhideWhenUsed="1"/>
+    <w:lsdException w:name="Table List 2" w:semiHidden="1" w:unhideWhenUsed="1"/>
+    <w:lsdException w:name="Table List 3" w:semiHidden="1" w:unhideWhenUsed="1"/>
+    <w:lsdException w:name="Table List 4" w:semiHidden="1" w:unhideWhenUsed="1"/>
+    <w:lsdException w:name="Table List 5" w:semiHidden="1" w:unhideWhenUsed="1"/>
+    <w:lsdException w:name="Table List 6" w:semiHidden="1" w:unhideWhenUsed="1"/>
+    <w:lsdException w:name="Table List 7" w:semiHidden="1" w:unhideWhenUsed="1"/>
+    <w:lsdException w:name="Table List 8" w:semiHidden="1" w:unhideWhenUsed="1"/>
+    <w:lsdException w:name="Table 3D effects 1" w:semiHidden="1" w:unhideWhenUsed="1"/>
+    <w:lsdException w:name="Table 3D effects 2" w:semiHidden="1" w:unhideWhenUsed="1"/>
+    <w:lsdException w:name="Table 3D effects 3" w:semiHidden="1" w:unhideWhenUsed="1"/>
+    <w:lsdException w:name="Table Contemporary" w:semiHidden="1" w:unhideWhenUsed="1"/>
+    <w:lsdException w:name="Table Elegant" w:semiHidden="1" w:unhideWhenUsed="1"/>
+    <w:lsdException w:name="Table Professional" w:semiHidden="1" w:unhideWhenUsed="1"/>
+    <w:lsdException w:name="Table Subtle 1" w:semiHidden="1" w:unhideWhenUsed="1"/>
+    <w:lsdException w:name="Table Subtle 2" w:semiHidden="1" w:unhideWhenUsed="1"/>
+    <w:lsdException w:name="Table Web 1" w:semiHidden="1" w:unhideWhenUsed="1"/>
+    <w:lsdException w:name="Table Web 2" w:semiHidden="1" w:unhideWhenUsed="1"/>
+    <w:lsdException w:name="Table Web 3" w:semiHidden="1" w:unhideWhenUsed="1"/>
+    <w:lsdException w:name="Table Theme" w:semiHidden="1" w:unhideWhenUsed="1"/>
     <w:lsdException w:name="Placeholder Text" w:semiHidden="1" w:uiPriority="99"/>
     <w:lsdException w:name="No Spacing" w:uiPriority="1" w:qFormat="1"/>
     <w:lsdException w:name="Light Shading" w:uiPriority="60"/>
@@ -4443,11 +4433,15 @@
   </w:style>
   <w:style w:type="character" w:default="1" w:styleId="a0">
     <w:name w:val="Default Paragraph Font"/>
+    <w:uiPriority w:val="1"/>
     <w:semiHidden/>
+    <w:unhideWhenUsed/>
   </w:style>
   <w:style w:type="table" w:default="1" w:styleId="a1">
     <w:name w:val="Normal Table"/>
+    <w:uiPriority w:val="99"/>
     <w:semiHidden/>
+    <w:unhideWhenUsed/>
     <w:tblPr>
       <w:tblInd w:w="0" w:type="dxa"/>
       <w:tblCellMar>
@@ -4460,7 +4454,9 @@
   </w:style>
   <w:style w:type="numbering" w:default="1" w:styleId="a2">
     <w:name w:val="No List"/>
+    <w:uiPriority w:val="99"/>
     <w:semiHidden/>
+    <w:unhideWhenUsed/>
   </w:style>
   <w:style w:type="paragraph" w:styleId="a3">
     <w:name w:val="Balloon Text"/>

--- a/03_kanri-flow_変更_起案.docx
+++ b/03_kanri-flow_変更_起案.docx
@@ -865,13 +865,23 @@
             <w:r>
               <w:t xml:space="preserve"> </w:t>
             </w:r>
+            <w:proofErr w:type="gramStart"/>
             <w:r>
               <w:rPr>
                 <w:rFonts w:hint="eastAsia"/>
                 <w:spacing w:val="5"/>
                 <w:w w:val="80"/>
               </w:rPr>
-              <w:t>締切後発送</w:t>
+              <w:t>締切</w:t>
+            </w:r>
+            <w:proofErr w:type="gramEnd"/>
+            <w:r>
+              <w:rPr>
+                <w:rFonts w:hint="eastAsia"/>
+                <w:spacing w:val="5"/>
+                <w:w w:val="80"/>
+              </w:rPr>
+              <w:t>後発送</w:t>
             </w:r>
           </w:p>
         </w:tc>
@@ -2136,7 +2146,7 @@
           <w:p>
             <w:pPr>
               <w:spacing w:line="239" w:lineRule="exact"/>
-              <w:ind w:left="232" w:hangingChars="100" w:hanging="232"/>
+              <w:ind w:leftChars="100" w:left="212"/>
               <w:jc w:val="left"/>
               <w:rPr>
                 <w:sz w:val="21"/>
@@ -2155,6 +2165,7 @@
           <w:p>
             <w:pPr>
               <w:spacing w:line="239" w:lineRule="exact"/>
+              <w:ind w:firstLineChars="100" w:firstLine="232"/>
               <w:jc w:val="left"/>
               <w:rPr>
                 <w:sz w:val="21"/>
@@ -3832,8 +3843,7 @@
             <w:pPr>
               <w:snapToGrid w:val="0"/>
               <w:spacing w:line="240" w:lineRule="auto"/>
-              <w:ind w:leftChars="-21" w:left="-1" w:hangingChars="19" w:hanging="44"/>
-              <w:jc w:val="center"/>
+              <w:ind w:leftChars="-21" w:left="-45" w:firstLineChars="1600" w:firstLine="3712"/>
               <w:rPr>
                 <w:sz w:val="21"/>
                 <w:szCs w:val="21"/>
